--- a/docs/exams/ข้อสอบปลายภาคเรียน/69 21910-2004 โปรแกรมประมวลผลคำ.docx
+++ b/docs/exams/ข้อสอบปลายภาคเรียน/69 21910-2004 โปรแกรมประมวลผลคำ.docx
@@ -85,7 +85,9 @@
     <w:p>
       <w:pPr>
         <w:tabs>
-          <w:tab w:val="left" w:pos="3402"/>
+          <w:tab w:val="left" w:pos="567"/>
+          <w:tab w:val="left" w:pos="3969"/>
+          <w:tab w:val="left" w:pos="6804"/>
         </w:tabs>
         <w:jc w:val="left"/>
         <w:rPr>
@@ -93,6 +95,14 @@
           <w:bCs/>
         </w:rPr>
       </w:pPr>
+      <w:r>
+        <w:rPr>
+          <w:b/>
+          <w:bCs/>
+          <w:cs/>
+        </w:rPr>
+        <w:tab/>
+      </w:r>
       <w:r>
         <w:rPr>
           <w:rFonts w:hint="cs"/>
@@ -102,19 +112,14 @@
         </w:rPr>
         <w:t>ข้อสอบปลายภาคเรียนที่ 1/2569</w:t>
       </w:r>
-    </w:p>
-    <w:p>
-      <w:pPr>
-        <w:tabs>
-          <w:tab w:val="left" w:pos="2977"/>
-          <w:tab w:val="left" w:pos="6521"/>
-        </w:tabs>
-        <w:jc w:val="left"/>
+      <w:r>
         <w:rPr>
           <w:b/>
           <w:bCs/>
-        </w:rPr>
-      </w:pPr>
+          <w:cs/>
+        </w:rPr>
+        <w:tab/>
+      </w:r>
       <w:r>
         <w:rPr>
           <w:rFonts w:hint="cs"/>
@@ -132,79 +137,21 @@
         </w:rPr>
         <w:tab/>
       </w:r>
-      <w:r>
-        <w:rPr>
-          <w:b/>
-          <w:bCs/>
-          <w:cs/>
-        </w:rPr>
-        <w:t xml:space="preserve">วิชา </w:t>
-      </w:r>
-      <w:r>
-        <w:rPr>
-          <w:cs/>
-        </w:rPr>
-        <w:t>โปรแกรมประมวลผลคำ</w:t>
-      </w:r>
-      <w:r>
-        <w:rPr>
-          <w:b/>
-          <w:bCs/>
-          <w:cs/>
-        </w:rPr>
-        <w:tab/>
-      </w:r>
-      <w:r>
-        <w:rPr>
-          <w:b/>
-          <w:bCs/>
-          <w:cs/>
-        </w:rPr>
-        <w:t xml:space="preserve">รหัสวิชา </w:t>
-      </w:r>
-      <w:r>
-        <w:rPr>
-          <w:cs/>
-        </w:rPr>
-        <w:t>21910-2004</w:t>
-      </w:r>
     </w:p>
     <w:p>
       <w:pPr>
         <w:tabs>
-          <w:tab w:val="left" w:pos="2977"/>
-          <w:tab w:val="left" w:pos="6521"/>
+          <w:tab w:val="left" w:pos="567"/>
+          <w:tab w:val="left" w:pos="3969"/>
+          <w:tab w:val="left" w:pos="6804"/>
         </w:tabs>
         <w:jc w:val="left"/>
-        <w:rPr>
-          <w:b/>
-          <w:bCs/>
-        </w:rPr>
-      </w:pPr>
-      <w:r>
-        <w:rPr>
-          <w:b/>
-          <w:bCs/>
-          <w:cs/>
-        </w:rPr>
-        <w:t>กลุ่มเรียน</w:t>
-      </w:r>
-      <w:r>
         <w:rPr>
           <w:rFonts w:hint="cs"/>
           <w:b/>
           <w:bCs/>
-          <w:cs/>
-        </w:rPr>
-        <w:t xml:space="preserve"> </w:t>
-      </w:r>
-      <w:r>
-        <w:rPr>
-          <w:rFonts w:hint="cs"/>
-          <w:cs/>
-        </w:rPr>
-        <w:t>ธจ.1/1</w:t>
-      </w:r>
+        </w:rPr>
+      </w:pPr>
       <w:r>
         <w:rPr>
           <w:b/>
@@ -212,7 +159,48 @@
           <w:cs/>
         </w:rPr>
         <w:tab/>
-        <w:t>แผนกวิชา</w:t>
+      </w:r>
+      <w:r>
+        <w:rPr>
+          <w:b/>
+          <w:bCs/>
+          <w:cs/>
+        </w:rPr>
+        <w:t xml:space="preserve">วิชา </w:t>
+      </w:r>
+      <w:r>
+        <w:rPr>
+          <w:cs/>
+        </w:rPr>
+        <w:t>โปรแกรมประมวลผลคำ</w:t>
+      </w:r>
+      <w:r>
+        <w:rPr>
+          <w:b/>
+          <w:bCs/>
+          <w:cs/>
+        </w:rPr>
+        <w:tab/>
+      </w:r>
+      <w:r>
+        <w:rPr>
+          <w:b/>
+          <w:bCs/>
+          <w:cs/>
+        </w:rPr>
+        <w:t xml:space="preserve">รหัสวิชา </w:t>
+      </w:r>
+      <w:r>
+        <w:rPr>
+          <w:cs/>
+        </w:rPr>
+        <w:t>21910-2004</w:t>
+      </w:r>
+      <w:r>
+        <w:rPr>
+          <w:cs/>
+        </w:rPr>
+        <w:tab/>
       </w:r>
       <w:r>
         <w:rPr>
@@ -221,36 +209,14 @@
           <w:bCs/>
           <w:cs/>
         </w:rPr>
-        <w:t xml:space="preserve"> </w:t>
+        <w:t>จำนวน</w:t>
       </w:r>
       <w:r>
         <w:rPr>
           <w:rFonts w:hint="cs"/>
           <w:cs/>
         </w:rPr>
-        <w:t>เทคโนโลยีธุรกิจดิจิทัล</w:t>
-      </w:r>
-      <w:r>
-        <w:rPr>
-          <w:cs/>
-        </w:rPr>
-        <w:tab/>
-      </w:r>
-      <w:r>
-        <w:rPr>
-          <w:rFonts w:hint="cs"/>
-          <w:b/>
-          <w:bCs/>
-          <w:cs/>
-        </w:rPr>
-        <w:t>ท-ป-น</w:t>
-      </w:r>
-      <w:r>
-        <w:rPr>
-          <w:rFonts w:hint="cs"/>
-          <w:cs/>
-        </w:rPr>
-        <w:t xml:space="preserve"> 1-2-2</w:t>
+        <w:t xml:space="preserve"> 2 หน่วยกิต</w:t>
       </w:r>
     </w:p>
     <w:p>
@@ -259,11 +225,20 @@
           <w:bottom w:val="single" w:sz="6" w:space="1" w:color="auto"/>
         </w:pBdr>
         <w:tabs>
-          <w:tab w:val="left" w:pos="2977"/>
-          <w:tab w:val="left" w:pos="6521"/>
+          <w:tab w:val="left" w:pos="567"/>
+          <w:tab w:val="left" w:pos="3969"/>
+          <w:tab w:val="left" w:pos="6804"/>
         </w:tabs>
         <w:jc w:val="left"/>
       </w:pPr>
+      <w:r>
+        <w:rPr>
+          <w:b/>
+          <w:bCs/>
+          <w:cs/>
+        </w:rPr>
+        <w:tab/>
+      </w:r>
       <w:r>
         <w:rPr>
           <w:rFonts w:hint="cs"/>
